--- a/examples/example_4/SI_template.docx
+++ b/examples/example_4/SI_template.docx
@@ -2,6 +2,253 @@
 <file path=word/document.xml><?xml version="1.0" encoding="utf-8"?>
 <w:document xmlns:wpc="http://schemas.microsoft.com/office/word/2010/wordprocessingCanvas" xmlns:cx="http://schemas.microsoft.com/office/drawing/2014/chartex" xmlns:mc="http://schemas.openxmlformats.org/markup-compatibility/2006" xmlns:o="urn:schemas-microsoft-com:office:office" xmlns:r="http://schemas.openxmlformats.org/officeDocument/2006/relationships" xmlns:m="http://schemas.openxmlformats.org/officeDocument/2006/math" xmlns:v="urn:schemas-microsoft-com:vml" xmlns:wp14="http://schemas.microsoft.com/office/word/2010/wordprocessingDrawing" xmlns:wp="http://schemas.openxmlformats.org/drawingml/2006/wordprocessingDrawing" xmlns:w10="urn:schemas-microsoft-com:office:word" xmlns:w="http://schemas.openxmlformats.org/wordprocessingml/2006/main" xmlns:w14="http://schemas.microsoft.com/office/word/2010/wordml" xmlns:w15="http://schemas.microsoft.com/office/word/2012/wordml" xmlns:w16se="http://schemas.microsoft.com/office/word/2015/wordml/symex" xmlns:wpg="http://schemas.microsoft.com/office/word/2010/wordprocessingGroup" xmlns:wpi="http://schemas.microsoft.com/office/word/2010/wordprocessingInk" xmlns:wne="http://schemas.microsoft.com/office/word/2006/wordml" xmlns:wps="http://schemas.microsoft.com/office/word/2010/wordprocessingShape" mc:Ignorable="w14 w15 w16se wp14">
   <w:body>
+    <w:p>
+      <w:pPr>
+        <w:spacing w:before="0" w:after="0" w:line="240" w:lineRule="auto"/>
+      </w:pPr>
+      <w:r>
+        <w:rPr>
+          <w:rFonts w:ascii="Times New Roman" w:hAnsi="Times New Roman"/>
+          <w:b/>
+          <w:sz w:val="28"/>
+        </w:rPr>
+        <w:t>[AUTO SI: METHOD 2g, 2h, 2k]</w:t>
+      </w:r>
+    </w:p>
+    <w:p>
+      <w:pPr>
+        <w:spacing w:before="0" w:after="0" w:line="240" w:lineRule="auto"/>
+      </w:pPr>
+      <w:r>
+        <w:rPr>
+          <w:rFonts w:ascii="Times New Roman" w:hAnsi="Times New Roman"/>
+          <w:b w:val="0"/>
+          <w:sz w:val="28"/>
+        </w:rPr>
+        <w:t>Cyclopropane {Product.number} was obtained from {Reagent_1.name} ({Reagent_1.mg} mg, {Reagent_1.mmol} mmol), trimethylsulfoxonium iodide ({Sulfoxonium.mg} mg, {Sulfoxonium.mmol} mmol) and NaH (60% dispersion in mineral oil; {NaH.mg} mg, {NaH.mmol} mmol) in DMF ({Solvent_DMF.ml} mL) according to the general procedure. Yield {Product.mg} mg ({Product.yield.percent}); {Product.appearance}; mp {Product.mp} °C. Rf = {Product.rf.value} ({Product.rf.system}).</w:t>
+      </w:r>
+    </w:p>
+    <w:p>
+      <w:pPr>
+        <w:spacing w:before="0" w:after="0" w:line="240" w:lineRule="auto"/>
+      </w:pPr>
+      <w:r>
+        <w:rPr>
+          <w:rFonts w:ascii="Times New Roman" w:hAnsi="Times New Roman"/>
+          <w:b/>
+          <w:sz w:val="28"/>
+        </w:rPr>
+        <w:t>[AUTO SI: METHOD 3a-3i, 3k-3o]</w:t>
+      </w:r>
+    </w:p>
+    <w:p>
+      <w:pPr>
+        <w:spacing w:before="0" w:after="0" w:line="240" w:lineRule="auto"/>
+      </w:pPr>
+      <w:r>
+        <w:rPr>
+          <w:rFonts w:ascii="Times New Roman" w:hAnsi="Times New Roman"/>
+          <w:b w:val="0"/>
+          <w:sz w:val="28"/>
+        </w:rPr>
+        <w:t>Cyclobutane {Product.number} was obtained from {Reagent_1.name} ({Reagent_1.mg} mg, {Reagent_1.mmol} mmol) and {Reagent_2.name} ({Reagent_2.mg} mg, {Reagent_2.mmol} mmol) in DCE ({Solvent_DCE.ml} mL) according to General procedure A. Yield {Product.mg} mg ({Product.yield.percent}); {Product.appearance}; mp {Product.mp} °C. Rf = {Product.rf.value} ({Product.rf.system}).</w:t>
+      </w:r>
+    </w:p>
+    <w:p>
+      <w:pPr>
+        <w:spacing w:before="0" w:after="0" w:line="240" w:lineRule="auto"/>
+      </w:pPr>
+      <w:r>
+        <w:rPr>
+          <w:rFonts w:ascii="Times New Roman" w:hAnsi="Times New Roman"/>
+          <w:b/>
+          <w:sz w:val="28"/>
+        </w:rPr>
+        <w:t>[AUTO SI: METHOD 3j]</w:t>
+      </w:r>
+    </w:p>
+    <w:p>
+      <w:pPr>
+        <w:spacing w:before="0" w:after="0" w:line="240" w:lineRule="auto"/>
+      </w:pPr>
+      <w:r>
+        <w:rPr>
+          <w:rFonts w:ascii="Times New Roman" w:hAnsi="Times New Roman"/>
+          <w:b w:val="0"/>
+          <w:sz w:val="28"/>
+        </w:rPr>
+        <w:t>Cyclobutane {Product.number} was obtained from {Reagent_1.name} ({Reagent_1.mg} mg, {Reagent_1.mmol} mmol) and {Reagent_2.name} ({Reagent_2.mg} mg, {Reagent_2.mmol} mmol) in DMF ({Solvent_DMF.ml} mL) according to modified General procedure A. Yield {Product.mg} mg ({Product.yield.percent}); {Product.appearance}; mp {Product.mp} °C. Rf = {Product.rf.value} ({Product.rf.system}).</w:t>
+      </w:r>
+    </w:p>
+    <w:p>
+      <w:pPr>
+        <w:spacing w:before="0" w:after="0" w:line="240" w:lineRule="auto"/>
+      </w:pPr>
+      <w:r>
+        <w:rPr>
+          <w:rFonts w:ascii="Times New Roman" w:hAnsi="Times New Roman"/>
+          <w:b/>
+          <w:sz w:val="28"/>
+        </w:rPr>
+        <w:t>[AUTO SI: METHOD 3p, 3r-3u]</w:t>
+      </w:r>
+    </w:p>
+    <w:p>
+      <w:pPr>
+        <w:spacing w:before="0" w:after="0" w:line="240" w:lineRule="auto"/>
+      </w:pPr>
+      <w:r>
+        <w:rPr>
+          <w:rFonts w:ascii="Times New Roman" w:hAnsi="Times New Roman"/>
+          <w:b w:val="0"/>
+          <w:sz w:val="28"/>
+        </w:rPr>
+        <w:t>Cyclobutane {Product.number} was obtained from {Reagent_1.name} ({Reagent_1.mg} mg, {Reagent_1.mmol} mmol) and {Reagent_2.name} ({Reagent_2.mg} mg, {Reagent_2.mmol} mmol) in DCM ({Solvent_DCM.ml} mL) according to General procedure B. Yield {Product.mg} mg ({Product.yield.percent}); {Product.appearance}; mp {Product.mp} °C. Rf = {Product.rf.value} ({Product.rf.system}).</w:t>
+      </w:r>
+    </w:p>
+    <w:p>
+      <w:pPr>
+        <w:spacing w:before="0" w:after="0" w:line="240" w:lineRule="auto"/>
+      </w:pPr>
+      <w:r>
+        <w:rPr>
+          <w:rFonts w:ascii="Times New Roman" w:hAnsi="Times New Roman"/>
+          <w:b/>
+          <w:sz w:val="28"/>
+        </w:rPr>
+        <w:t>[AUTO SI: METHOD 3q]</w:t>
+      </w:r>
+    </w:p>
+    <w:p>
+      <w:pPr>
+        <w:spacing w:before="0" w:after="0" w:line="240" w:lineRule="auto"/>
+      </w:pPr>
+      <w:r>
+        <w:rPr>
+          <w:rFonts w:ascii="Times New Roman" w:hAnsi="Times New Roman"/>
+          <w:b w:val="0"/>
+          <w:sz w:val="28"/>
+        </w:rPr>
+        <w:t>Cyclobutane {Product.number} was obtained from {Reagent_1.name} ({Reagent_1.mg} mg, {Reagent_1.mmol} mmol) and {Reagent_2.name} ({Reagent_2.mg} mg, {Reagent_2.mmol} mmol) in DCE ({Solvent_DCE.ml} mL) according to General procedure B. Yield {Product.mg} mg ({Product.yield.percent}); {Product.appearance}; mp {Product.mp} °C. Rf = {Product.rf.value} ({Product.rf.system}).</w:t>
+      </w:r>
+    </w:p>
+    <w:p>
+      <w:pPr>
+        <w:spacing w:before="0" w:after="0" w:line="240" w:lineRule="auto"/>
+      </w:pPr>
+      <w:r>
+        <w:rPr>
+          <w:rFonts w:ascii="Times New Roman" w:hAnsi="Times New Roman"/>
+          <w:b/>
+          <w:sz w:val="28"/>
+        </w:rPr>
+        <w:t>[AUTO SI: METHOD 3v]</w:t>
+      </w:r>
+    </w:p>
+    <w:p>
+      <w:pPr>
+        <w:spacing w:before="0" w:after="0" w:line="240" w:lineRule="auto"/>
+      </w:pPr>
+      <w:r>
+        <w:rPr>
+          <w:rFonts w:ascii="Times New Roman" w:hAnsi="Times New Roman"/>
+          <w:b w:val="0"/>
+          <w:sz w:val="28"/>
+        </w:rPr>
+        <w:t>Cyclobutane {Product.number} was obtained from {Reagent_1.name} ({Reagent_1.mg} mg, {Reagent_1.mmol} mmol) and {Reagent_2.name} ({Reagent_2.mg} mg, {Reagent_2.mmol} mmol) in DCM ({Solvent_DCM.ml} mL) according to General procedure D. Yield {Product.mg} mg ({Product.yield.percent}); {Product.appearance}; mp {Product.mp} °C. Rf = {Product.rf.value} ({Product.rf.system}).</w:t>
+      </w:r>
+    </w:p>
+    <w:p>
+      <w:pPr>
+        <w:spacing w:before="0" w:after="0" w:line="240" w:lineRule="auto"/>
+      </w:pPr>
+      <w:r>
+        <w:rPr>
+          <w:rFonts w:ascii="Times New Roman" w:hAnsi="Times New Roman"/>
+          <w:b/>
+          <w:sz w:val="28"/>
+        </w:rPr>
+        <w:t>[AUTO SI: METHOD 3w]</w:t>
+      </w:r>
+    </w:p>
+    <w:p>
+      <w:pPr>
+        <w:spacing w:before="0" w:after="0" w:line="240" w:lineRule="auto"/>
+      </w:pPr>
+      <w:r>
+        <w:rPr>
+          <w:rFonts w:ascii="Times New Roman" w:hAnsi="Times New Roman"/>
+          <w:b w:val="0"/>
+          <w:sz w:val="28"/>
+        </w:rPr>
+        <w:t>Cyclobutane {Product.number} was obtained from {Reagent_1.name} ({Reagent_1.mg} mg, {Reagent_1.mmol} mmol) and {Reagent_2.name} ({Reagent_2.mg} mg, {Reagent_2.mmol} mmol) in DCE ({Solvent_DCE.ml} mL) according to General procedure D. Yield {Product.mg} mg ({Product.yield.percent}); {Product.appearance}; mp {Product.mp} °C. Rf = {Product.rf.value} ({Product.rf.system}).</w:t>
+      </w:r>
+    </w:p>
+    <w:p>
+      <w:pPr>
+        <w:spacing w:before="0" w:after="0" w:line="240" w:lineRule="auto"/>
+      </w:pPr>
+      <w:r>
+        <w:rPr>
+          <w:rFonts w:ascii="Times New Roman" w:hAnsi="Times New Roman"/>
+          <w:b/>
+          <w:sz w:val="28"/>
+        </w:rPr>
+        <w:t>[AUTO SI: METHOD 5]</w:t>
+      </w:r>
+    </w:p>
+    <w:p>
+      <w:pPr>
+        <w:spacing w:before="0" w:after="0" w:line="240" w:lineRule="auto"/>
+      </w:pPr>
+      <w:r>
+        <w:rPr>
+          <w:rFonts w:ascii="Times New Roman" w:hAnsi="Times New Roman"/>
+          <w:b w:val="0"/>
+          <w:sz w:val="28"/>
+        </w:rPr>
+        <w:t>Compound {Product.number} was obtained from {Reagent_1.name} ({Reagent_1.mg} mg, {Reagent_1.mmol} mmol), (4-chlorophenyl)boronic acid ({Boronic_acid.mg} mg, {Boronic_acid.mmol} mmol), Na2CO3 ({Na2CO3.mg} mg, {Na2CO3.mmol} mmol) and Pd(dppf)Cl2 ({Pd_dppf_Cl2.mg} mg, {Pd_dppf_Cl2.mmol} mmol) in dioxane ({Solvent_dioxane.ml} mL) and water ({Solvent_water.ml} mL). Yield {Product.mg} mg ({Product.yield.percent}); {Product.appearance}; mp {Product.mp} °C. Rf = {Product.rf.value} ({Product.rf.system}).</w:t>
+      </w:r>
+    </w:p>
+    <w:p>
+      <w:pPr>
+        <w:spacing w:before="0" w:after="0" w:line="240" w:lineRule="auto"/>
+      </w:pPr>
+      <w:r>
+        <w:rPr>
+          <w:rFonts w:ascii="Times New Roman" w:hAnsi="Times New Roman"/>
+          <w:b/>
+          <w:sz w:val="28"/>
+        </w:rPr>
+        <w:t>[AUTO SI: METHOD 6]</w:t>
+      </w:r>
+    </w:p>
+    <w:p>
+      <w:pPr>
+        <w:spacing w:before="0" w:after="0" w:line="240" w:lineRule="auto"/>
+      </w:pPr>
+      <w:r>
+        <w:rPr>
+          <w:rFonts w:ascii="Times New Roman" w:hAnsi="Times New Roman"/>
+          <w:b w:val="0"/>
+          <w:sz w:val="28"/>
+        </w:rPr>
+        <w:t>Compound {Product.number} was obtained from {Reagent_1.name} ({Reagent_1.mg} mg, {Reagent_1.mmol} mmol), phenylhydrazine ({Phenylhydrazine.mg} mg, {Phenylhydrazine.mmol} mmol) and acetic acid ({AcOH.mg} mg, {AcOH.mmol} mmol) in ethanol ({Solvent_EtOH.ml} mL). Yield {Product.mg} mg ({Product.yield.percent}); {Product.appearance}; mp {Product.mp} °C. Rf = {Product.rf.value} ({Product.rf.system}).</w:t>
+      </w:r>
+    </w:p>
+    <w:p>
+      <w:pPr>
+        <w:spacing w:before="0" w:after="0" w:line="240" w:lineRule="auto"/>
+      </w:pPr>
+      <w:r>
+        <w:rPr>
+          <w:rFonts w:ascii="Times New Roman" w:hAnsi="Times New Roman"/>
+          <w:b/>
+          <w:sz w:val="28"/>
+        </w:rPr>
+        <w:t>[AUTO SI: COMPOUND TEMPLATE]</w:t>
+      </w:r>
+    </w:p>
     <w:p>
       <w:pPr>
         <w:spacing w:after="0" w:line="240" w:lineRule="auto" w:before="0"/>
